--- a/git control doc.docx
+++ b/git control doc.docx
@@ -349,15 +349,7 @@
                 <w:sz w:val="24"/>
                 <w:szCs w:val="24"/>
               </w:rPr>
-              <w:t xml:space="preserve">Do </w:t>
-            </w:r>
-            <w:r>
-              <w:rPr>
-                <w:rFonts w:ascii="Times New Roman" w:hAnsi="Times New Roman" w:cs="Times New Roman"/>
-                <w:sz w:val="24"/>
-                <w:szCs w:val="24"/>
-              </w:rPr>
-              <w:t xml:space="preserve">Improvement in schema </w:t>
+              <w:t xml:space="preserve">Do Improvement in schema </w:t>
             </w:r>
           </w:p>
         </w:tc>
@@ -410,31 +402,7 @@
                 <w:sz w:val="28"/>
                 <w:szCs w:val="28"/>
               </w:rPr>
-              <w:t>29</w:t>
-            </w:r>
-            <w:r>
-              <w:rPr>
-                <w:rFonts w:ascii="Times New Roman" w:hAnsi="Times New Roman" w:cs="Times New Roman"/>
-                <w:sz w:val="28"/>
-                <w:szCs w:val="28"/>
-              </w:rPr>
-              <w:t xml:space="preserve"> / </w:t>
-            </w:r>
-            <w:r>
-              <w:rPr>
-                <w:rFonts w:ascii="Times New Roman" w:hAnsi="Times New Roman" w:cs="Times New Roman"/>
-                <w:sz w:val="28"/>
-                <w:szCs w:val="28"/>
-              </w:rPr>
-              <w:t>4</w:t>
-            </w:r>
-            <w:r>
-              <w:rPr>
-                <w:rFonts w:ascii="Times New Roman" w:hAnsi="Times New Roman" w:cs="Times New Roman"/>
-                <w:sz w:val="28"/>
-                <w:szCs w:val="28"/>
-              </w:rPr>
-              <w:t xml:space="preserve"> / 2026</w:t>
+              <w:t>29 / 4 / 2026</w:t>
             </w:r>
           </w:p>
         </w:tc>
@@ -458,15 +426,7 @@
                 <w:sz w:val="28"/>
                 <w:szCs w:val="28"/>
               </w:rPr>
-              <w:t>V1.</w:t>
-            </w:r>
-            <w:r>
-              <w:rPr>
-                <w:rFonts w:ascii="Times New Roman" w:hAnsi="Times New Roman" w:cs="Times New Roman"/>
-                <w:sz w:val="28"/>
-                <w:szCs w:val="28"/>
-              </w:rPr>
-              <w:t>1</w:t>
+              <w:t>V1.1</w:t>
             </w:r>
           </w:p>
         </w:tc>
@@ -543,31 +503,7 @@
                 <w:sz w:val="28"/>
                 <w:szCs w:val="28"/>
               </w:rPr>
-              <w:t>5</w:t>
-            </w:r>
-            <w:r>
-              <w:rPr>
-                <w:rFonts w:ascii="Times New Roman" w:hAnsi="Times New Roman" w:cs="Times New Roman"/>
-                <w:sz w:val="28"/>
-                <w:szCs w:val="28"/>
-              </w:rPr>
-              <w:t xml:space="preserve"> / </w:t>
-            </w:r>
-            <w:r>
-              <w:rPr>
-                <w:rFonts w:ascii="Times New Roman" w:hAnsi="Times New Roman" w:cs="Times New Roman"/>
-                <w:sz w:val="28"/>
-                <w:szCs w:val="28"/>
-              </w:rPr>
-              <w:t>5</w:t>
-            </w:r>
-            <w:r>
-              <w:rPr>
-                <w:rFonts w:ascii="Times New Roman" w:hAnsi="Times New Roman" w:cs="Times New Roman"/>
-                <w:sz w:val="28"/>
-                <w:szCs w:val="28"/>
-              </w:rPr>
-              <w:t xml:space="preserve"> / 2026</w:t>
+              <w:t>5 / 5 / 2026</w:t>
             </w:r>
           </w:p>
         </w:tc>
@@ -591,23 +527,7 @@
                 <w:sz w:val="28"/>
                 <w:szCs w:val="28"/>
               </w:rPr>
-              <w:t>V</w:t>
-            </w:r>
-            <w:r>
-              <w:rPr>
-                <w:rFonts w:ascii="Times New Roman" w:hAnsi="Times New Roman" w:cs="Times New Roman"/>
-                <w:sz w:val="28"/>
-                <w:szCs w:val="28"/>
-              </w:rPr>
-              <w:t>2</w:t>
-            </w:r>
-            <w:r>
-              <w:rPr>
-                <w:rFonts w:ascii="Times New Roman" w:hAnsi="Times New Roman" w:cs="Times New Roman"/>
-                <w:sz w:val="28"/>
-                <w:szCs w:val="28"/>
-              </w:rPr>
-              <w:t>.0</w:t>
+              <w:t>V2.0</w:t>
             </w:r>
           </w:p>
         </w:tc>
@@ -684,31 +604,7 @@
                 <w:sz w:val="28"/>
                 <w:szCs w:val="28"/>
               </w:rPr>
-              <w:t>12</w:t>
-            </w:r>
-            <w:r>
-              <w:rPr>
-                <w:rFonts w:ascii="Times New Roman" w:hAnsi="Times New Roman" w:cs="Times New Roman"/>
-                <w:sz w:val="28"/>
-                <w:szCs w:val="28"/>
-              </w:rPr>
-              <w:t xml:space="preserve"> / </w:t>
-            </w:r>
-            <w:r>
-              <w:rPr>
-                <w:rFonts w:ascii="Times New Roman" w:hAnsi="Times New Roman" w:cs="Times New Roman"/>
-                <w:sz w:val="28"/>
-                <w:szCs w:val="28"/>
-              </w:rPr>
-              <w:t>5</w:t>
-            </w:r>
-            <w:r>
-              <w:rPr>
-                <w:rFonts w:ascii="Times New Roman" w:hAnsi="Times New Roman" w:cs="Times New Roman"/>
-                <w:sz w:val="28"/>
-                <w:szCs w:val="28"/>
-              </w:rPr>
-              <w:t xml:space="preserve"> / 2026</w:t>
+              <w:t>12 / 5 / 2026</w:t>
             </w:r>
           </w:p>
         </w:tc>
@@ -732,23 +628,7 @@
                 <w:sz w:val="28"/>
                 <w:szCs w:val="28"/>
               </w:rPr>
-              <w:t>V</w:t>
-            </w:r>
-            <w:r>
-              <w:rPr>
-                <w:rFonts w:ascii="Times New Roman" w:hAnsi="Times New Roman" w:cs="Times New Roman"/>
-                <w:sz w:val="28"/>
-                <w:szCs w:val="28"/>
-              </w:rPr>
-              <w:t>3</w:t>
-            </w:r>
-            <w:r>
-              <w:rPr>
-                <w:rFonts w:ascii="Times New Roman" w:hAnsi="Times New Roman" w:cs="Times New Roman"/>
-                <w:sz w:val="28"/>
-                <w:szCs w:val="28"/>
-              </w:rPr>
-              <w:t>.0</w:t>
+              <w:t>V3.0</w:t>
             </w:r>
           </w:p>
         </w:tc>
@@ -825,31 +705,7 @@
                 <w:sz w:val="28"/>
                 <w:szCs w:val="28"/>
               </w:rPr>
-              <w:t>15</w:t>
-            </w:r>
-            <w:r>
-              <w:rPr>
-                <w:rFonts w:ascii="Times New Roman" w:hAnsi="Times New Roman" w:cs="Times New Roman"/>
-                <w:sz w:val="28"/>
-                <w:szCs w:val="28"/>
-              </w:rPr>
-              <w:t xml:space="preserve"> / </w:t>
-            </w:r>
-            <w:r>
-              <w:rPr>
-                <w:rFonts w:ascii="Times New Roman" w:hAnsi="Times New Roman" w:cs="Times New Roman"/>
-                <w:sz w:val="28"/>
-                <w:szCs w:val="28"/>
-              </w:rPr>
-              <w:t>5</w:t>
-            </w:r>
-            <w:r>
-              <w:rPr>
-                <w:rFonts w:ascii="Times New Roman" w:hAnsi="Times New Roman" w:cs="Times New Roman"/>
-                <w:sz w:val="28"/>
-                <w:szCs w:val="28"/>
-              </w:rPr>
-              <w:t xml:space="preserve"> / 2026</w:t>
+              <w:t>15 / 5 / 2026</w:t>
             </w:r>
           </w:p>
         </w:tc>
@@ -875,23 +731,7 @@
                 <w:sz w:val="28"/>
                 <w:szCs w:val="28"/>
               </w:rPr>
-              <w:t>V</w:t>
-            </w:r>
-            <w:r>
-              <w:rPr>
-                <w:rFonts w:ascii="Times New Roman" w:hAnsi="Times New Roman" w:cs="Times New Roman"/>
-                <w:sz w:val="28"/>
-                <w:szCs w:val="28"/>
-              </w:rPr>
-              <w:t>3</w:t>
-            </w:r>
-            <w:r>
-              <w:rPr>
-                <w:rFonts w:ascii="Times New Roman" w:hAnsi="Times New Roman" w:cs="Times New Roman"/>
-                <w:sz w:val="28"/>
-                <w:szCs w:val="28"/>
-              </w:rPr>
-              <w:t>.0</w:t>
+              <w:t>V3.0</w:t>
             </w:r>
           </w:p>
         </w:tc>
@@ -968,31 +808,7 @@
                 <w:sz w:val="28"/>
                 <w:szCs w:val="28"/>
               </w:rPr>
-              <w:t>17</w:t>
-            </w:r>
-            <w:r>
-              <w:rPr>
-                <w:rFonts w:ascii="Times New Roman" w:hAnsi="Times New Roman" w:cs="Times New Roman"/>
-                <w:sz w:val="28"/>
-                <w:szCs w:val="28"/>
-              </w:rPr>
-              <w:t xml:space="preserve"> / </w:t>
-            </w:r>
-            <w:r>
-              <w:rPr>
-                <w:rFonts w:ascii="Times New Roman" w:hAnsi="Times New Roman" w:cs="Times New Roman"/>
-                <w:sz w:val="28"/>
-                <w:szCs w:val="28"/>
-              </w:rPr>
-              <w:t>5</w:t>
-            </w:r>
-            <w:r>
-              <w:rPr>
-                <w:rFonts w:ascii="Times New Roman" w:hAnsi="Times New Roman" w:cs="Times New Roman"/>
-                <w:sz w:val="28"/>
-                <w:szCs w:val="28"/>
-              </w:rPr>
-              <w:t xml:space="preserve"> / 2026</w:t>
+              <w:t>17 / 5 / 2026</w:t>
             </w:r>
           </w:p>
         </w:tc>
@@ -1016,23 +832,7 @@
                 <w:sz w:val="28"/>
                 <w:szCs w:val="28"/>
               </w:rPr>
-              <w:t>V</w:t>
-            </w:r>
-            <w:r>
-              <w:rPr>
-                <w:rFonts w:ascii="Times New Roman" w:hAnsi="Times New Roman" w:cs="Times New Roman"/>
-                <w:sz w:val="28"/>
-                <w:szCs w:val="28"/>
-              </w:rPr>
-              <w:t>4</w:t>
-            </w:r>
-            <w:r>
-              <w:rPr>
-                <w:rFonts w:ascii="Times New Roman" w:hAnsi="Times New Roman" w:cs="Times New Roman"/>
-                <w:sz w:val="28"/>
-                <w:szCs w:val="28"/>
-              </w:rPr>
-              <w:t>.0</w:t>
+              <w:t>V4.0</w:t>
             </w:r>
           </w:p>
         </w:tc>
@@ -1152,6 +952,59 @@
           </wp:inline>
         </w:drawing>
       </w:r>
+      <w:r>
+        <w:rPr>
+          <w:noProof/>
+        </w:rPr>
+        <w:drawing>
+          <wp:inline distT="0" distB="0" distL="0" distR="0" wp14:anchorId="32D21C47" wp14:editId="714A4FF0">
+            <wp:extent cx="5943600" cy="3344545"/>
+            <wp:effectExtent l="0" t="0" r="0" b="8255"/>
+            <wp:docPr id="540945260" name="Picture 2"/>
+            <wp:cNvGraphicFramePr>
+              <a:graphicFrameLocks xmlns:a="http://schemas.openxmlformats.org/drawingml/2006/main" noChangeAspect="1"/>
+            </wp:cNvGraphicFramePr>
+            <a:graphic xmlns:a="http://schemas.openxmlformats.org/drawingml/2006/main">
+              <a:graphicData uri="http://schemas.openxmlformats.org/drawingml/2006/picture">
+                <pic:pic xmlns:pic="http://schemas.openxmlformats.org/drawingml/2006/picture">
+                  <pic:nvPicPr>
+                    <pic:cNvPr id="0" name="Picture 6"/>
+                    <pic:cNvPicPr>
+                      <a:picLocks noChangeAspect="1" noChangeArrowheads="1"/>
+                    </pic:cNvPicPr>
+                  </pic:nvPicPr>
+                  <pic:blipFill>
+                    <a:blip r:embed="rId6" cstate="print">
+                      <a:extLst>
+                        <a:ext uri="{28A0092B-C50C-407E-A947-70E740481C1C}">
+                          <a14:useLocalDpi xmlns:a14="http://schemas.microsoft.com/office/drawing/2010/main" val="0"/>
+                        </a:ext>
+                      </a:extLst>
+                    </a:blip>
+                    <a:srcRect/>
+                    <a:stretch>
+                      <a:fillRect/>
+                    </a:stretch>
+                  </pic:blipFill>
+                  <pic:spPr bwMode="auto">
+                    <a:xfrm>
+                      <a:off x="0" y="0"/>
+                      <a:ext cx="5943600" cy="3344545"/>
+                    </a:xfrm>
+                    <a:prstGeom prst="rect">
+                      <a:avLst/>
+                    </a:prstGeom>
+                    <a:noFill/>
+                    <a:ln>
+                      <a:noFill/>
+                    </a:ln>
+                  </pic:spPr>
+                </pic:pic>
+              </a:graphicData>
+            </a:graphic>
+          </wp:inline>
+        </w:drawing>
+      </w:r>
     </w:p>
     <w:p>
       <w:pPr>
@@ -1193,7 +1046,7 @@
                     </pic:cNvPicPr>
                   </pic:nvPicPr>
                   <pic:blipFill>
-                    <a:blip r:embed="rId6" cstate="print">
+                    <a:blip r:embed="rId7" cstate="print">
                       <a:extLst>
                         <a:ext uri="{28A0092B-C50C-407E-A947-70E740481C1C}">
                           <a14:useLocalDpi xmlns:a14="http://schemas.microsoft.com/office/drawing/2010/main" val="0"/>
